--- a/youtube-project.docx
+++ b/youtube-project.docx
@@ -275,31 +275,15 @@
         <w:spacing w:line="360" w:lineRule="auto"/>
       </w:pPr>
       <w:r>
-        <w:t>git clone &lt;</w:t>
-      </w:r>
-      <w:proofErr w:type="spellStart"/>
-      <w:r>
-        <w:t>repository_url</w:t>
-      </w:r>
-      <w:proofErr w:type="spellEnd"/>
-      <w:r>
-        <w:t>&gt;</w:t>
-      </w:r>
-    </w:p>
-    <w:p>
-      <w:pPr>
-        <w:spacing w:line="360" w:lineRule="auto"/>
-      </w:pPr>
-      <w:r>
-        <w:t xml:space="preserve">cd </w:t>
-      </w:r>
-      <w:proofErr w:type="spellStart"/>
-      <w:r>
-        <w:t>youtube</w:t>
-      </w:r>
-      <w:proofErr w:type="spellEnd"/>
-      <w:r>
-        <w:t>-clone-backend</w:t>
+        <w:t>git clone &lt;repository_url&gt;</w:t>
+      </w:r>
+    </w:p>
+    <w:p>
+      <w:pPr>
+        <w:spacing w:line="360" w:lineRule="auto"/>
+      </w:pPr>
+      <w:r>
+        <w:t>cd youtube-clone-backend</w:t>
       </w:r>
     </w:p>
     <w:p>
@@ -319,13 +303,8 @@
       <w:pPr>
         <w:spacing w:line="360" w:lineRule="auto"/>
       </w:pPr>
-      <w:proofErr w:type="spellStart"/>
-      <w:r>
-        <w:t>npm</w:t>
-      </w:r>
-      <w:proofErr w:type="spellEnd"/>
-      <w:r>
-        <w:t xml:space="preserve"> install</w:t>
+      <w:r>
+        <w:t>npm install</w:t>
       </w:r>
     </w:p>
     <w:p>
@@ -349,15 +328,7 @@
         <w:spacing w:line="360" w:lineRule="auto"/>
       </w:pPr>
       <w:r>
-        <w:t>MONGO_URI=&lt;</w:t>
-      </w:r>
-      <w:proofErr w:type="spellStart"/>
-      <w:r>
-        <w:t>your_mongodb_connection_string</w:t>
-      </w:r>
-      <w:proofErr w:type="spellEnd"/>
-      <w:r>
-        <w:t>&gt;</w:t>
+        <w:t>MONGO_URI=&lt;your_mongodb_connection_string&gt;</w:t>
       </w:r>
     </w:p>
     <w:p>
@@ -369,15 +340,7 @@
         <w:spacing w:line="360" w:lineRule="auto"/>
       </w:pPr>
       <w:r>
-        <w:t>JWT_SECRET=&lt;</w:t>
-      </w:r>
-      <w:proofErr w:type="spellStart"/>
-      <w:r>
-        <w:t>your_secret_key</w:t>
-      </w:r>
-      <w:proofErr w:type="spellEnd"/>
-      <w:r>
-        <w:t>&gt;</w:t>
+        <w:t>JWT_SECRET=&lt;your_secret_key&gt;</w:t>
       </w:r>
     </w:p>
     <w:p>
@@ -404,13 +367,8 @@
       <w:pPr>
         <w:spacing w:line="360" w:lineRule="auto"/>
       </w:pPr>
-      <w:proofErr w:type="spellStart"/>
-      <w:r>
-        <w:t>npm</w:t>
-      </w:r>
-      <w:proofErr w:type="spellEnd"/>
-      <w:r>
-        <w:t xml:space="preserve"> run dev</w:t>
+      <w:r>
+        <w:t>npm run dev</w:t>
       </w:r>
     </w:p>
     <w:p>
@@ -454,23 +412,7 @@
         <w:spacing w:line="360" w:lineRule="auto"/>
       </w:pPr>
       <w:r>
-        <w:t>cd</w:t>
-      </w:r>
-      <w:proofErr w:type="gramStart"/>
-      <w:r>
-        <w:t xml:space="preserve"> ..</w:t>
-      </w:r>
-      <w:proofErr w:type="gramEnd"/>
-      <w:r>
-        <w:t>/</w:t>
-      </w:r>
-      <w:proofErr w:type="spellStart"/>
-      <w:r>
-        <w:t>youtube</w:t>
-      </w:r>
-      <w:proofErr w:type="spellEnd"/>
-      <w:r>
-        <w:t>-clone-frontend</w:t>
+        <w:t>cd ../youtube-clone-frontend</w:t>
       </w:r>
     </w:p>
     <w:p>
@@ -489,13 +431,8 @@
       <w:pPr>
         <w:spacing w:line="360" w:lineRule="auto"/>
       </w:pPr>
-      <w:proofErr w:type="spellStart"/>
-      <w:r>
-        <w:t>npm</w:t>
-      </w:r>
-      <w:proofErr w:type="spellEnd"/>
-      <w:r>
-        <w:t xml:space="preserve"> install</w:t>
+      <w:r>
+        <w:t>npm install</w:t>
       </w:r>
     </w:p>
     <w:p>
@@ -514,13 +451,8 @@
       <w:pPr>
         <w:spacing w:line="360" w:lineRule="auto"/>
       </w:pPr>
-      <w:proofErr w:type="spellStart"/>
-      <w:r>
-        <w:t>npm</w:t>
-      </w:r>
-      <w:proofErr w:type="spellEnd"/>
-      <w:r>
-        <w:t xml:space="preserve"> start</w:t>
+      <w:r>
+        <w:t>npm start</w:t>
       </w:r>
     </w:p>
     <w:p>
@@ -801,15 +733,7 @@
         <w:spacing w:line="360" w:lineRule="auto"/>
       </w:pPr>
       <w:r>
-        <w:t xml:space="preserve">Deploy to a cloud provider (e.g., Heroku, Render, or </w:t>
-      </w:r>
-      <w:proofErr w:type="spellStart"/>
-      <w:r>
-        <w:t>DigitalOcean</w:t>
-      </w:r>
-      <w:proofErr w:type="spellEnd"/>
-      <w:r>
-        <w:t>)</w:t>
+        <w:t>Deploy to a cloud provider (e.g., Heroku, Render, or DigitalOcean)</w:t>
       </w:r>
     </w:p>
     <w:p>
@@ -861,15 +785,7 @@
         <w:spacing w:line="360" w:lineRule="auto"/>
       </w:pPr>
       <w:r>
-        <w:t xml:space="preserve">Deploy using Netlify, </w:t>
-      </w:r>
-      <w:proofErr w:type="spellStart"/>
-      <w:r>
-        <w:t>Vercel</w:t>
-      </w:r>
-      <w:proofErr w:type="spellEnd"/>
-      <w:r>
-        <w:t>, or Firebase Hosting</w:t>
+        <w:t>Deploy using Netlify, Vercel, or Firebase Hosting</w:t>
       </w:r>
     </w:p>
     <w:p>
@@ -906,6 +822,21 @@
       </w:pPr>
       <w:r>
         <w:t>This YouTube Clone project successfully replicates core YouTube functionalities, providing an interactive user experience. Future improvements may include live streaming, subscriptions, and enhanced recommendation algorithms.</w:t>
+      </w:r>
+    </w:p>
+    <w:p>
+      <w:pPr>
+        <w:spacing w:line="360" w:lineRule="auto"/>
+      </w:pPr>
+      <w:r>
+        <w:lastRenderedPageBreak/>
+        <w:t xml:space="preserve">(repo link: </w:t>
+      </w:r>
+      <w:r>
+        <w:t>https://github.com/MBPUNEETHKUMARCSB1/youtube</w:t>
+      </w:r>
+      <w:r>
+        <w:t>)</w:t>
       </w:r>
     </w:p>
     <w:p>
@@ -2795,6 +2726,7 @@
   <w:style w:type="character" w:default="1" w:styleId="DefaultParagraphFont">
     <w:name w:val="Default Paragraph Font"/>
     <w:uiPriority w:val="1"/>
+    <w:semiHidden/>
     <w:unhideWhenUsed/>
   </w:style>
   <w:style w:type="table" w:default="1" w:styleId="TableNormal">
